--- a/Отчет_по_курсовой_работе_Складской_учет_правильные_схемы_competitors_formatted.docx
+++ b/Отчет_по_курсовой_работе_Складской_учет_правильные_схемы_competitors_formatted.docx
@@ -14,8 +14,6 @@
       <w:bookmarkStart w:id="0" w:name="_Toc21"/>
       <w:bookmarkEnd w:id="0"/>
       <w:bookmarkStart w:id="1" w:name="_Toc58"/>
-      <w:bookmarkStart w:id="34" w:name="_GoBack"/>
-      <w:bookmarkEnd w:id="34"/>
       <w:r>
         <w:rPr>
           <w:rFonts w:ascii="Times New Roman" w:hAnsi="Times New Roman" w:eastAsia="Times New Roman" w:cs="Times New Roman"/>
@@ -1442,6 +1440,12 @@
             <w:insideH w:val="single" w:color="auto" w:sz="4" w:space="0"/>
             <w:insideV w:val="single" w:color="auto" w:sz="4" w:space="0"/>
           </w:tblBorders>
+          <w:tblCellMar>
+            <w:top w:w="0" w:type="dxa"/>
+            <w:left w:w="108" w:type="dxa"/>
+            <w:bottom w:w="0" w:type="dxa"/>
+            <w:right w:w="108" w:type="dxa"/>
+          </w:tblCellMar>
         </w:tblPrEx>
         <w:trPr>
           <w:jc w:val="center"/>
@@ -2547,8 +2551,8 @@
         <w:ind w:left="0" w:right="0" w:firstLine="709"/>
         <w:jc w:val="left"/>
       </w:pPr>
-      <w:bookmarkStart w:id="10" w:name="_Toc24229"/>
-      <w:bookmarkStart w:id="11" w:name="_Toc2834"/>
+      <w:bookmarkStart w:id="10" w:name="_Toc2834"/>
+      <w:bookmarkStart w:id="11" w:name="_Toc24229"/>
       <w:r>
         <w:rPr>
           <w:rFonts w:ascii="Times New Roman" w:hAnsi="Times New Roman" w:eastAsia="Times New Roman" w:cs="Times New Roman"/>
@@ -3926,8 +3930,8 @@
         <w:ind w:left="0" w:right="0" w:firstLine="709"/>
         <w:jc w:val="left"/>
       </w:pPr>
-      <w:bookmarkStart w:id="14" w:name="_Toc466"/>
-      <w:bookmarkStart w:id="15" w:name="_Toc24686"/>
+      <w:bookmarkStart w:id="14" w:name="_Toc24686"/>
+      <w:bookmarkStart w:id="15" w:name="_Toc466"/>
       <w:r>
         <w:rPr>
           <w:rFonts w:ascii="Times New Roman" w:hAnsi="Times New Roman" w:eastAsia="Times New Roman" w:cs="Times New Roman"/>
@@ -4071,12 +4075,6 @@
             <w:insideH w:val="single" w:color="auto" w:sz="4" w:space="0"/>
             <w:insideV w:val="single" w:color="auto" w:sz="4" w:space="0"/>
           </w:tblBorders>
-          <w:tblCellMar>
-            <w:top w:w="0" w:type="dxa"/>
-            <w:left w:w="108" w:type="dxa"/>
-            <w:bottom w:w="0" w:type="dxa"/>
-            <w:right w:w="108" w:type="dxa"/>
-          </w:tblCellMar>
         </w:tblPrEx>
         <w:trPr>
           <w:jc w:val="center"/>
@@ -4687,6 +4685,14 @@
         </w:rPr>
         <w:t>Проект решения построен по слоистой схеме. Клиентская часть отображает интерфейс и отправляет HTTP-запросы. Серверная часть принимает запросы через контроллеры, проверяет авторизацию, передает операции в репозиторий и возвращает JSON-ответы. Репозиторий скрывает детали хранения данных и может работать либо с PostgreSQL, либо с резервной in-memory реализацией при отсутствии строки подключения.</w:t>
       </w:r>
+      <w:r>
+        <w:rPr>
+          <w:rFonts w:ascii="Times New Roman" w:hAnsi="Times New Roman" w:eastAsia="Times New Roman"/>
+          <w:b w:val="0"/>
+          <w:sz w:val="28"/>
+        </w:rPr>
+        <w:t xml:space="preserve"> Такой подход соответствует практике анализа архитектурных решений и их компромиссов [13].</w:t>
+      </w:r>
     </w:p>
     <w:p>
       <w:pPr>
@@ -4706,6 +4712,1379 @@
     </w:p>
     <w:p>
       <w:pPr>
+        <w:jc w:val="center"/>
+      </w:pPr>
+      <w:r>
+        <w:rPr>
+          <w:rFonts w:ascii="Times New Roman" w:hAnsi="Times New Roman" w:eastAsia="Times New Roman"/>
+          <w:b w:val="0"/>
+          <w:sz w:val="28"/>
+        </w:rPr>
+        <w:t>Таблица 2.2 — Основные маршруты API складской системы</w:t>
+      </w:r>
+    </w:p>
+    <w:tbl>
+      <w:tblPr>
+        <w:tblStyle w:val="20"/>
+        <w:tblW w:type="auto" w:w="0"/>
+        <w:jc w:val="center"/>
+        <w:tblLayout w:type="fixed"/>
+        <w:tblLook w:firstColumn="1" w:firstRow="1" w:lastColumn="0" w:lastRow="0" w:noHBand="0" w:noVBand="1" w:val="04A0"/>
+      </w:tblPr>
+      <w:tblGrid>
+        <w:gridCol w:w="1928"/>
+        <w:gridCol w:w="1928"/>
+        <w:gridCol w:w="1928"/>
+        <w:gridCol w:w="1928"/>
+        <w:gridCol w:w="1928"/>
+      </w:tblGrid>
+      <w:tr>
+        <w:tc>
+          <w:tcPr>
+            <w:tcW w:type="dxa" w:w="510"/>
+            <w:vAlign w:val="center"/>
+            <w:shd w:fill="D9EAF7"/>
+          </w:tcPr>
+          <w:p>
+            <w:pPr>
+              <w:jc w:val="center"/>
+            </w:pPr>
+            <w:r/>
+            <w:r>
+              <w:rPr>
+                <w:rFonts w:ascii="Times New Roman" w:hAnsi="Times New Roman" w:eastAsia="Times New Roman"/>
+                <w:b/>
+                <w:sz w:val="22"/>
+              </w:rPr>
+              <w:t>№</w:t>
+            </w:r>
+          </w:p>
+        </w:tc>
+        <w:tc>
+          <w:tcPr>
+            <w:tcW w:type="dxa" w:w="850"/>
+            <w:vAlign w:val="center"/>
+            <w:shd w:fill="D9EAF7"/>
+          </w:tcPr>
+          <w:p>
+            <w:pPr>
+              <w:jc w:val="center"/>
+            </w:pPr>
+            <w:r/>
+            <w:r>
+              <w:rPr>
+                <w:rFonts w:ascii="Times New Roman" w:hAnsi="Times New Roman" w:eastAsia="Times New Roman"/>
+                <w:b/>
+                <w:sz w:val="22"/>
+              </w:rPr>
+              <w:t>Метод</w:t>
+            </w:r>
+          </w:p>
+        </w:tc>
+        <w:tc>
+          <w:tcPr>
+            <w:tcW w:type="dxa" w:w="3288"/>
+            <w:vAlign w:val="center"/>
+            <w:shd w:fill="D9EAF7"/>
+          </w:tcPr>
+          <w:p>
+            <w:pPr>
+              <w:jc w:val="center"/>
+            </w:pPr>
+            <w:r/>
+            <w:r>
+              <w:rPr>
+                <w:rFonts w:ascii="Times New Roman" w:hAnsi="Times New Roman" w:eastAsia="Times New Roman"/>
+                <w:b/>
+                <w:sz w:val="22"/>
+              </w:rPr>
+              <w:t>Маршрут</w:t>
+            </w:r>
+          </w:p>
+        </w:tc>
+        <w:tc>
+          <w:tcPr>
+            <w:tcW w:type="dxa" w:w="2948"/>
+            <w:vAlign w:val="center"/>
+            <w:shd w:fill="D9EAF7"/>
+          </w:tcPr>
+          <w:p>
+            <w:pPr>
+              <w:jc w:val="center"/>
+            </w:pPr>
+            <w:r/>
+            <w:r>
+              <w:rPr>
+                <w:rFonts w:ascii="Times New Roman" w:hAnsi="Times New Roman" w:eastAsia="Times New Roman"/>
+                <w:b/>
+                <w:sz w:val="22"/>
+              </w:rPr>
+              <w:t>Назначение</w:t>
+            </w:r>
+          </w:p>
+        </w:tc>
+        <w:tc>
+          <w:tcPr>
+            <w:tcW w:type="dxa" w:w="1701"/>
+            <w:vAlign w:val="center"/>
+            <w:shd w:fill="D9EAF7"/>
+          </w:tcPr>
+          <w:p>
+            <w:pPr>
+              <w:jc w:val="center"/>
+            </w:pPr>
+            <w:r/>
+            <w:r>
+              <w:rPr>
+                <w:rFonts w:ascii="Times New Roman" w:hAnsi="Times New Roman" w:eastAsia="Times New Roman"/>
+                <w:b/>
+                <w:sz w:val="22"/>
+              </w:rPr>
+              <w:t>Доступ</w:t>
+            </w:r>
+          </w:p>
+        </w:tc>
+      </w:tr>
+      <w:tr>
+        <w:tc>
+          <w:tcPr>
+            <w:tcW w:type="dxa" w:w="510"/>
+            <w:vAlign w:val="center"/>
+          </w:tcPr>
+          <w:p>
+            <w:pPr>
+              <w:jc w:val="center"/>
+            </w:pPr>
+            <w:r/>
+            <w:r>
+              <w:rPr>
+                <w:rFonts w:ascii="Times New Roman" w:hAnsi="Times New Roman" w:eastAsia="Times New Roman"/>
+                <w:b w:val="0"/>
+                <w:sz w:val="22"/>
+              </w:rPr>
+              <w:t>1</w:t>
+            </w:r>
+          </w:p>
+        </w:tc>
+        <w:tc>
+          <w:tcPr>
+            <w:tcW w:type="dxa" w:w="850"/>
+            <w:vAlign w:val="center"/>
+          </w:tcPr>
+          <w:p>
+            <w:pPr>
+              <w:jc w:val="center"/>
+            </w:pPr>
+            <w:r/>
+            <w:r>
+              <w:rPr>
+                <w:rFonts w:ascii="Times New Roman" w:hAnsi="Times New Roman" w:eastAsia="Times New Roman"/>
+                <w:b w:val="0"/>
+                <w:sz w:val="22"/>
+              </w:rPr>
+              <w:t>GET</w:t>
+            </w:r>
+          </w:p>
+        </w:tc>
+        <w:tc>
+          <w:tcPr>
+            <w:tcW w:type="dxa" w:w="3288"/>
+            <w:vAlign w:val="center"/>
+          </w:tcPr>
+          <w:p>
+            <w:pPr>
+              <w:jc w:val="left"/>
+            </w:pPr>
+            <w:r/>
+            <w:r>
+              <w:rPr>
+                <w:rFonts w:ascii="Times New Roman" w:hAnsi="Times New Roman" w:eastAsia="Times New Roman"/>
+                <w:b w:val="0"/>
+                <w:sz w:val="22"/>
+              </w:rPr>
+              <w:t>/api/warehouse/materials</w:t>
+            </w:r>
+          </w:p>
+        </w:tc>
+        <w:tc>
+          <w:tcPr>
+            <w:tcW w:type="dxa" w:w="2948"/>
+            <w:vAlign w:val="center"/>
+          </w:tcPr>
+          <w:p>
+            <w:pPr>
+              <w:jc w:val="left"/>
+            </w:pPr>
+            <w:r/>
+            <w:r>
+              <w:rPr>
+                <w:rFonts w:ascii="Times New Roman" w:hAnsi="Times New Roman" w:eastAsia="Times New Roman"/>
+                <w:b w:val="0"/>
+                <w:sz w:val="22"/>
+              </w:rPr>
+              <w:t>Получение справочника материалов.</w:t>
+            </w:r>
+          </w:p>
+        </w:tc>
+        <w:tc>
+          <w:tcPr>
+            <w:tcW w:type="dxa" w:w="1701"/>
+            <w:vAlign w:val="center"/>
+          </w:tcPr>
+          <w:p>
+            <w:pPr>
+              <w:jc w:val="left"/>
+            </w:pPr>
+            <w:r/>
+            <w:r>
+              <w:rPr>
+                <w:rFonts w:ascii="Times New Roman" w:hAnsi="Times New Roman" w:eastAsia="Times New Roman"/>
+                <w:b w:val="0"/>
+                <w:sz w:val="22"/>
+              </w:rPr>
+              <w:t>Авторизованный пользователь</w:t>
+            </w:r>
+          </w:p>
+        </w:tc>
+      </w:tr>
+      <w:tr>
+        <w:tc>
+          <w:tcPr>
+            <w:tcW w:type="dxa" w:w="510"/>
+            <w:vAlign w:val="center"/>
+          </w:tcPr>
+          <w:p>
+            <w:pPr>
+              <w:jc w:val="center"/>
+            </w:pPr>
+            <w:r/>
+            <w:r>
+              <w:rPr>
+                <w:rFonts w:ascii="Times New Roman" w:hAnsi="Times New Roman" w:eastAsia="Times New Roman"/>
+                <w:b w:val="0"/>
+                <w:sz w:val="22"/>
+              </w:rPr>
+              <w:t>2</w:t>
+            </w:r>
+          </w:p>
+        </w:tc>
+        <w:tc>
+          <w:tcPr>
+            <w:tcW w:type="dxa" w:w="850"/>
+            <w:vAlign w:val="center"/>
+          </w:tcPr>
+          <w:p>
+            <w:pPr>
+              <w:jc w:val="center"/>
+            </w:pPr>
+            <w:r/>
+            <w:r>
+              <w:rPr>
+                <w:rFonts w:ascii="Times New Roman" w:hAnsi="Times New Roman" w:eastAsia="Times New Roman"/>
+                <w:b w:val="0"/>
+                <w:sz w:val="22"/>
+              </w:rPr>
+              <w:t>GET</w:t>
+            </w:r>
+          </w:p>
+        </w:tc>
+        <w:tc>
+          <w:tcPr>
+            <w:tcW w:type="dxa" w:w="3288"/>
+            <w:vAlign w:val="center"/>
+          </w:tcPr>
+          <w:p>
+            <w:pPr>
+              <w:jc w:val="left"/>
+            </w:pPr>
+            <w:r/>
+            <w:r>
+              <w:rPr>
+                <w:rFonts w:ascii="Times New Roman" w:hAnsi="Times New Roman" w:eastAsia="Times New Roman"/>
+                <w:b w:val="0"/>
+                <w:sz w:val="22"/>
+              </w:rPr>
+              <w:t>/api/warehouse/suppliers</w:t>
+            </w:r>
+          </w:p>
+        </w:tc>
+        <w:tc>
+          <w:tcPr>
+            <w:tcW w:type="dxa" w:w="2948"/>
+            <w:vAlign w:val="center"/>
+          </w:tcPr>
+          <w:p>
+            <w:pPr>
+              <w:jc w:val="left"/>
+            </w:pPr>
+            <w:r/>
+            <w:r>
+              <w:rPr>
+                <w:rFonts w:ascii="Times New Roman" w:hAnsi="Times New Roman" w:eastAsia="Times New Roman"/>
+                <w:b w:val="0"/>
+                <w:sz w:val="22"/>
+              </w:rPr>
+              <w:t>Получение справочника поставщиков.</w:t>
+            </w:r>
+          </w:p>
+        </w:tc>
+        <w:tc>
+          <w:tcPr>
+            <w:tcW w:type="dxa" w:w="1701"/>
+            <w:vAlign w:val="center"/>
+          </w:tcPr>
+          <w:p>
+            <w:pPr>
+              <w:jc w:val="left"/>
+            </w:pPr>
+            <w:r/>
+            <w:r>
+              <w:rPr>
+                <w:rFonts w:ascii="Times New Roman" w:hAnsi="Times New Roman" w:eastAsia="Times New Roman"/>
+                <w:b w:val="0"/>
+                <w:sz w:val="22"/>
+              </w:rPr>
+              <w:t>Авторизованный пользователь</w:t>
+            </w:r>
+          </w:p>
+        </w:tc>
+      </w:tr>
+      <w:tr>
+        <w:tc>
+          <w:tcPr>
+            <w:tcW w:type="dxa" w:w="510"/>
+            <w:vAlign w:val="center"/>
+          </w:tcPr>
+          <w:p>
+            <w:pPr>
+              <w:jc w:val="center"/>
+            </w:pPr>
+            <w:r/>
+            <w:r>
+              <w:rPr>
+                <w:rFonts w:ascii="Times New Roman" w:hAnsi="Times New Roman" w:eastAsia="Times New Roman"/>
+                <w:b w:val="0"/>
+                <w:sz w:val="22"/>
+              </w:rPr>
+              <w:t>3</w:t>
+            </w:r>
+          </w:p>
+        </w:tc>
+        <w:tc>
+          <w:tcPr>
+            <w:tcW w:type="dxa" w:w="850"/>
+            <w:vAlign w:val="center"/>
+          </w:tcPr>
+          <w:p>
+            <w:pPr>
+              <w:jc w:val="center"/>
+            </w:pPr>
+            <w:r/>
+            <w:r>
+              <w:rPr>
+                <w:rFonts w:ascii="Times New Roman" w:hAnsi="Times New Roman" w:eastAsia="Times New Roman"/>
+                <w:b w:val="0"/>
+                <w:sz w:val="22"/>
+              </w:rPr>
+              <w:t>GET</w:t>
+            </w:r>
+          </w:p>
+        </w:tc>
+        <w:tc>
+          <w:tcPr>
+            <w:tcW w:type="dxa" w:w="3288"/>
+            <w:vAlign w:val="center"/>
+          </w:tcPr>
+          <w:p>
+            <w:pPr>
+              <w:jc w:val="left"/>
+            </w:pPr>
+            <w:r/>
+            <w:r>
+              <w:rPr>
+                <w:rFonts w:ascii="Times New Roman" w:hAnsi="Times New Roman" w:eastAsia="Times New Roman"/>
+                <w:b w:val="0"/>
+                <w:sz w:val="22"/>
+              </w:rPr>
+              <w:t>/api/warehouse/documents</w:t>
+            </w:r>
+          </w:p>
+        </w:tc>
+        <w:tc>
+          <w:tcPr>
+            <w:tcW w:type="dxa" w:w="2948"/>
+            <w:vAlign w:val="center"/>
+          </w:tcPr>
+          <w:p>
+            <w:pPr>
+              <w:jc w:val="left"/>
+            </w:pPr>
+            <w:r/>
+            <w:r>
+              <w:rPr>
+                <w:rFonts w:ascii="Times New Roman" w:hAnsi="Times New Roman" w:eastAsia="Times New Roman"/>
+                <w:b w:val="0"/>
+                <w:sz w:val="22"/>
+              </w:rPr>
+              <w:t>Получение типов складских документов.</w:t>
+            </w:r>
+          </w:p>
+        </w:tc>
+        <w:tc>
+          <w:tcPr>
+            <w:tcW w:type="dxa" w:w="1701"/>
+            <w:vAlign w:val="center"/>
+          </w:tcPr>
+          <w:p>
+            <w:pPr>
+              <w:jc w:val="left"/>
+            </w:pPr>
+            <w:r/>
+            <w:r>
+              <w:rPr>
+                <w:rFonts w:ascii="Times New Roman" w:hAnsi="Times New Roman" w:eastAsia="Times New Roman"/>
+                <w:b w:val="0"/>
+                <w:sz w:val="22"/>
+              </w:rPr>
+              <w:t>Авторизованный пользователь</w:t>
+            </w:r>
+          </w:p>
+        </w:tc>
+      </w:tr>
+      <w:tr>
+        <w:tc>
+          <w:tcPr>
+            <w:tcW w:type="dxa" w:w="510"/>
+            <w:vAlign w:val="center"/>
+          </w:tcPr>
+          <w:p>
+            <w:pPr>
+              <w:jc w:val="center"/>
+            </w:pPr>
+            <w:r/>
+            <w:r>
+              <w:rPr>
+                <w:rFonts w:ascii="Times New Roman" w:hAnsi="Times New Roman" w:eastAsia="Times New Roman"/>
+                <w:b w:val="0"/>
+                <w:sz w:val="22"/>
+              </w:rPr>
+              <w:t>4</w:t>
+            </w:r>
+          </w:p>
+        </w:tc>
+        <w:tc>
+          <w:tcPr>
+            <w:tcW w:type="dxa" w:w="850"/>
+            <w:vAlign w:val="center"/>
+          </w:tcPr>
+          <w:p>
+            <w:pPr>
+              <w:jc w:val="center"/>
+            </w:pPr>
+            <w:r/>
+            <w:r>
+              <w:rPr>
+                <w:rFonts w:ascii="Times New Roman" w:hAnsi="Times New Roman" w:eastAsia="Times New Roman"/>
+                <w:b w:val="0"/>
+                <w:sz w:val="22"/>
+              </w:rPr>
+              <w:t>GET</w:t>
+            </w:r>
+          </w:p>
+        </w:tc>
+        <w:tc>
+          <w:tcPr>
+            <w:tcW w:type="dxa" w:w="3288"/>
+            <w:vAlign w:val="center"/>
+          </w:tcPr>
+          <w:p>
+            <w:pPr>
+              <w:jc w:val="left"/>
+            </w:pPr>
+            <w:r/>
+            <w:r>
+              <w:rPr>
+                <w:rFonts w:ascii="Times New Roman" w:hAnsi="Times New Roman" w:eastAsia="Times New Roman"/>
+                <w:b w:val="0"/>
+                <w:sz w:val="22"/>
+              </w:rPr>
+              <w:t>/api/warehouse/measurement-units</w:t>
+            </w:r>
+          </w:p>
+        </w:tc>
+        <w:tc>
+          <w:tcPr>
+            <w:tcW w:type="dxa" w:w="2948"/>
+            <w:vAlign w:val="center"/>
+          </w:tcPr>
+          <w:p>
+            <w:pPr>
+              <w:jc w:val="left"/>
+            </w:pPr>
+            <w:r/>
+            <w:r>
+              <w:rPr>
+                <w:rFonts w:ascii="Times New Roman" w:hAnsi="Times New Roman" w:eastAsia="Times New Roman"/>
+                <w:b w:val="0"/>
+                <w:sz w:val="22"/>
+              </w:rPr>
+              <w:t>Получение единиц измерения материалов.</w:t>
+            </w:r>
+          </w:p>
+        </w:tc>
+        <w:tc>
+          <w:tcPr>
+            <w:tcW w:type="dxa" w:w="1701"/>
+            <w:vAlign w:val="center"/>
+          </w:tcPr>
+          <w:p>
+            <w:pPr>
+              <w:jc w:val="left"/>
+            </w:pPr>
+            <w:r/>
+            <w:r>
+              <w:rPr>
+                <w:rFonts w:ascii="Times New Roman" w:hAnsi="Times New Roman" w:eastAsia="Times New Roman"/>
+                <w:b w:val="0"/>
+                <w:sz w:val="22"/>
+              </w:rPr>
+              <w:t>Авторизованный пользователь</w:t>
+            </w:r>
+          </w:p>
+        </w:tc>
+      </w:tr>
+      <w:tr>
+        <w:tc>
+          <w:tcPr>
+            <w:tcW w:type="dxa" w:w="510"/>
+            <w:vAlign w:val="center"/>
+          </w:tcPr>
+          <w:p>
+            <w:pPr>
+              <w:jc w:val="center"/>
+            </w:pPr>
+            <w:r/>
+            <w:r>
+              <w:rPr>
+                <w:rFonts w:ascii="Times New Roman" w:hAnsi="Times New Roman" w:eastAsia="Times New Roman"/>
+                <w:b w:val="0"/>
+                <w:sz w:val="22"/>
+              </w:rPr>
+              <w:t>5</w:t>
+            </w:r>
+          </w:p>
+        </w:tc>
+        <w:tc>
+          <w:tcPr>
+            <w:tcW w:type="dxa" w:w="850"/>
+            <w:vAlign w:val="center"/>
+          </w:tcPr>
+          <w:p>
+            <w:pPr>
+              <w:jc w:val="center"/>
+            </w:pPr>
+            <w:r/>
+            <w:r>
+              <w:rPr>
+                <w:rFonts w:ascii="Times New Roman" w:hAnsi="Times New Roman" w:eastAsia="Times New Roman"/>
+                <w:b w:val="0"/>
+                <w:sz w:val="22"/>
+              </w:rPr>
+              <w:t>GET</w:t>
+            </w:r>
+          </w:p>
+        </w:tc>
+        <w:tc>
+          <w:tcPr>
+            <w:tcW w:type="dxa" w:w="3288"/>
+            <w:vAlign w:val="center"/>
+          </w:tcPr>
+          <w:p>
+            <w:pPr>
+              <w:jc w:val="left"/>
+            </w:pPr>
+            <w:r/>
+            <w:r>
+              <w:rPr>
+                <w:rFonts w:ascii="Times New Roman" w:hAnsi="Times New Roman" w:eastAsia="Times New Roman"/>
+                <w:b w:val="0"/>
+                <w:sz w:val="22"/>
+              </w:rPr>
+              <w:t>/api/warehouse/storage-units</w:t>
+            </w:r>
+          </w:p>
+        </w:tc>
+        <w:tc>
+          <w:tcPr>
+            <w:tcW w:type="dxa" w:w="2948"/>
+            <w:vAlign w:val="center"/>
+          </w:tcPr>
+          <w:p>
+            <w:pPr>
+              <w:jc w:val="left"/>
+            </w:pPr>
+            <w:r/>
+            <w:r>
+              <w:rPr>
+                <w:rFonts w:ascii="Times New Roman" w:hAnsi="Times New Roman" w:eastAsia="Times New Roman"/>
+                <w:b w:val="0"/>
+                <w:sz w:val="22"/>
+              </w:rPr>
+              <w:t>Просмотр журнала приходных операций.</w:t>
+            </w:r>
+          </w:p>
+        </w:tc>
+        <w:tc>
+          <w:tcPr>
+            <w:tcW w:type="dxa" w:w="1701"/>
+            <w:vAlign w:val="center"/>
+          </w:tcPr>
+          <w:p>
+            <w:pPr>
+              <w:jc w:val="left"/>
+            </w:pPr>
+            <w:r/>
+            <w:r>
+              <w:rPr>
+                <w:rFonts w:ascii="Times New Roman" w:hAnsi="Times New Roman" w:eastAsia="Times New Roman"/>
+                <w:b w:val="0"/>
+                <w:sz w:val="22"/>
+              </w:rPr>
+              <w:t>Авторизованный пользователь</w:t>
+            </w:r>
+          </w:p>
+        </w:tc>
+      </w:tr>
+      <w:tr>
+        <w:tc>
+          <w:tcPr>
+            <w:tcW w:type="dxa" w:w="510"/>
+            <w:vAlign w:val="center"/>
+          </w:tcPr>
+          <w:p>
+            <w:pPr>
+              <w:jc w:val="center"/>
+            </w:pPr>
+            <w:r/>
+            <w:r>
+              <w:rPr>
+                <w:rFonts w:ascii="Times New Roman" w:hAnsi="Times New Roman" w:eastAsia="Times New Roman"/>
+                <w:b w:val="0"/>
+                <w:sz w:val="22"/>
+              </w:rPr>
+              <w:t>6</w:t>
+            </w:r>
+          </w:p>
+        </w:tc>
+        <w:tc>
+          <w:tcPr>
+            <w:tcW w:type="dxa" w:w="850"/>
+            <w:vAlign w:val="center"/>
+          </w:tcPr>
+          <w:p>
+            <w:pPr>
+              <w:jc w:val="center"/>
+            </w:pPr>
+            <w:r/>
+            <w:r>
+              <w:rPr>
+                <w:rFonts w:ascii="Times New Roman" w:hAnsi="Times New Roman" w:eastAsia="Times New Roman"/>
+                <w:b w:val="0"/>
+                <w:sz w:val="22"/>
+              </w:rPr>
+              <w:t>POST</w:t>
+            </w:r>
+          </w:p>
+        </w:tc>
+        <w:tc>
+          <w:tcPr>
+            <w:tcW w:type="dxa" w:w="3288"/>
+            <w:vAlign w:val="center"/>
+          </w:tcPr>
+          <w:p>
+            <w:pPr>
+              <w:jc w:val="left"/>
+            </w:pPr>
+            <w:r/>
+            <w:r>
+              <w:rPr>
+                <w:rFonts w:ascii="Times New Roman" w:hAnsi="Times New Roman" w:eastAsia="Times New Roman"/>
+                <w:b w:val="0"/>
+                <w:sz w:val="22"/>
+              </w:rPr>
+              <w:t>/api/warehouse/storage-units</w:t>
+            </w:r>
+          </w:p>
+        </w:tc>
+        <w:tc>
+          <w:tcPr>
+            <w:tcW w:type="dxa" w:w="2948"/>
+            <w:vAlign w:val="center"/>
+          </w:tcPr>
+          <w:p>
+            <w:pPr>
+              <w:jc w:val="left"/>
+            </w:pPr>
+            <w:r/>
+            <w:r>
+              <w:rPr>
+                <w:rFonts w:ascii="Times New Roman" w:hAnsi="Times New Roman" w:eastAsia="Times New Roman"/>
+                <w:b w:val="0"/>
+                <w:sz w:val="22"/>
+              </w:rPr>
+              <w:t>Добавление записи прихода материала.</w:t>
+            </w:r>
+          </w:p>
+        </w:tc>
+        <w:tc>
+          <w:tcPr>
+            <w:tcW w:type="dxa" w:w="1701"/>
+            <w:vAlign w:val="center"/>
+          </w:tcPr>
+          <w:p>
+            <w:pPr>
+              <w:jc w:val="left"/>
+            </w:pPr>
+            <w:r/>
+            <w:r>
+              <w:rPr>
+                <w:rFonts w:ascii="Times New Roman" w:hAnsi="Times New Roman" w:eastAsia="Times New Roman"/>
+                <w:b w:val="0"/>
+                <w:sz w:val="22"/>
+              </w:rPr>
+              <w:t>Авторизованный пользователь</w:t>
+            </w:r>
+          </w:p>
+        </w:tc>
+      </w:tr>
+      <w:tr>
+        <w:tc>
+          <w:tcPr>
+            <w:tcW w:type="dxa" w:w="510"/>
+            <w:vAlign w:val="center"/>
+          </w:tcPr>
+          <w:p>
+            <w:pPr>
+              <w:jc w:val="center"/>
+            </w:pPr>
+            <w:r/>
+            <w:r>
+              <w:rPr>
+                <w:rFonts w:ascii="Times New Roman" w:hAnsi="Times New Roman" w:eastAsia="Times New Roman"/>
+                <w:b w:val="0"/>
+                <w:sz w:val="22"/>
+              </w:rPr>
+              <w:t>7</w:t>
+            </w:r>
+          </w:p>
+        </w:tc>
+        <w:tc>
+          <w:tcPr>
+            <w:tcW w:type="dxa" w:w="850"/>
+            <w:vAlign w:val="center"/>
+          </w:tcPr>
+          <w:p>
+            <w:pPr>
+              <w:jc w:val="center"/>
+            </w:pPr>
+            <w:r/>
+            <w:r>
+              <w:rPr>
+                <w:rFonts w:ascii="Times New Roman" w:hAnsi="Times New Roman" w:eastAsia="Times New Roman"/>
+                <w:b w:val="0"/>
+                <w:sz w:val="22"/>
+              </w:rPr>
+              <w:t>GET</w:t>
+            </w:r>
+          </w:p>
+        </w:tc>
+        <w:tc>
+          <w:tcPr>
+            <w:tcW w:type="dxa" w:w="3288"/>
+            <w:vAlign w:val="center"/>
+          </w:tcPr>
+          <w:p>
+            <w:pPr>
+              <w:jc w:val="left"/>
+            </w:pPr>
+            <w:r/>
+            <w:r>
+              <w:rPr>
+                <w:rFonts w:ascii="Times New Roman" w:hAnsi="Times New Roman" w:eastAsia="Times New Roman"/>
+                <w:b w:val="0"/>
+                <w:sz w:val="22"/>
+              </w:rPr>
+              <w:t>/api/warehouse/shipments</w:t>
+            </w:r>
+          </w:p>
+        </w:tc>
+        <w:tc>
+          <w:tcPr>
+            <w:tcW w:type="dxa" w:w="2948"/>
+            <w:vAlign w:val="center"/>
+          </w:tcPr>
+          <w:p>
+            <w:pPr>
+              <w:jc w:val="left"/>
+            </w:pPr>
+            <w:r/>
+            <w:r>
+              <w:rPr>
+                <w:rFonts w:ascii="Times New Roman" w:hAnsi="Times New Roman" w:eastAsia="Times New Roman"/>
+                <w:b w:val="0"/>
+                <w:sz w:val="22"/>
+              </w:rPr>
+              <w:t>Просмотр журнала расходных операций.</w:t>
+            </w:r>
+          </w:p>
+        </w:tc>
+        <w:tc>
+          <w:tcPr>
+            <w:tcW w:type="dxa" w:w="1701"/>
+            <w:vAlign w:val="center"/>
+          </w:tcPr>
+          <w:p>
+            <w:pPr>
+              <w:jc w:val="left"/>
+            </w:pPr>
+            <w:r/>
+            <w:r>
+              <w:rPr>
+                <w:rFonts w:ascii="Times New Roman" w:hAnsi="Times New Roman" w:eastAsia="Times New Roman"/>
+                <w:b w:val="0"/>
+                <w:sz w:val="22"/>
+              </w:rPr>
+              <w:t>Авторизованный пользователь</w:t>
+            </w:r>
+          </w:p>
+        </w:tc>
+      </w:tr>
+      <w:tr>
+        <w:tc>
+          <w:tcPr>
+            <w:tcW w:type="dxa" w:w="510"/>
+            <w:vAlign w:val="center"/>
+          </w:tcPr>
+          <w:p>
+            <w:pPr>
+              <w:jc w:val="center"/>
+            </w:pPr>
+            <w:r/>
+            <w:r>
+              <w:rPr>
+                <w:rFonts w:ascii="Times New Roman" w:hAnsi="Times New Roman" w:eastAsia="Times New Roman"/>
+                <w:b w:val="0"/>
+                <w:sz w:val="22"/>
+              </w:rPr>
+              <w:t>8</w:t>
+            </w:r>
+          </w:p>
+        </w:tc>
+        <w:tc>
+          <w:tcPr>
+            <w:tcW w:type="dxa" w:w="850"/>
+            <w:vAlign w:val="center"/>
+          </w:tcPr>
+          <w:p>
+            <w:pPr>
+              <w:jc w:val="center"/>
+            </w:pPr>
+            <w:r/>
+            <w:r>
+              <w:rPr>
+                <w:rFonts w:ascii="Times New Roman" w:hAnsi="Times New Roman" w:eastAsia="Times New Roman"/>
+                <w:b w:val="0"/>
+                <w:sz w:val="22"/>
+              </w:rPr>
+              <w:t>POST</w:t>
+            </w:r>
+          </w:p>
+        </w:tc>
+        <w:tc>
+          <w:tcPr>
+            <w:tcW w:type="dxa" w:w="3288"/>
+            <w:vAlign w:val="center"/>
+          </w:tcPr>
+          <w:p>
+            <w:pPr>
+              <w:jc w:val="left"/>
+            </w:pPr>
+            <w:r/>
+            <w:r>
+              <w:rPr>
+                <w:rFonts w:ascii="Times New Roman" w:hAnsi="Times New Roman" w:eastAsia="Times New Roman"/>
+                <w:b w:val="0"/>
+                <w:sz w:val="22"/>
+              </w:rPr>
+              <w:t>/api/warehouse/shipments</w:t>
+            </w:r>
+          </w:p>
+        </w:tc>
+        <w:tc>
+          <w:tcPr>
+            <w:tcW w:type="dxa" w:w="2948"/>
+            <w:vAlign w:val="center"/>
+          </w:tcPr>
+          <w:p>
+            <w:pPr>
+              <w:jc w:val="left"/>
+            </w:pPr>
+            <w:r/>
+            <w:r>
+              <w:rPr>
+                <w:rFonts w:ascii="Times New Roman" w:hAnsi="Times New Roman" w:eastAsia="Times New Roman"/>
+                <w:b w:val="0"/>
+                <w:sz w:val="22"/>
+              </w:rPr>
+              <w:t>Оформление расхода материала со склада.</w:t>
+            </w:r>
+          </w:p>
+        </w:tc>
+        <w:tc>
+          <w:tcPr>
+            <w:tcW w:type="dxa" w:w="1701"/>
+            <w:vAlign w:val="center"/>
+          </w:tcPr>
+          <w:p>
+            <w:pPr>
+              <w:jc w:val="left"/>
+            </w:pPr>
+            <w:r/>
+            <w:r>
+              <w:rPr>
+                <w:rFonts w:ascii="Times New Roman" w:hAnsi="Times New Roman" w:eastAsia="Times New Roman"/>
+                <w:b w:val="0"/>
+                <w:sz w:val="22"/>
+              </w:rPr>
+              <w:t>Авторизованный пользователь</w:t>
+            </w:r>
+          </w:p>
+        </w:tc>
+      </w:tr>
+      <w:tr>
+        <w:tc>
+          <w:tcPr>
+            <w:tcW w:type="dxa" w:w="510"/>
+            <w:vAlign w:val="center"/>
+          </w:tcPr>
+          <w:p>
+            <w:pPr>
+              <w:jc w:val="center"/>
+            </w:pPr>
+            <w:r/>
+            <w:r>
+              <w:rPr>
+                <w:rFonts w:ascii="Times New Roman" w:hAnsi="Times New Roman" w:eastAsia="Times New Roman"/>
+                <w:b w:val="0"/>
+                <w:sz w:val="22"/>
+              </w:rPr>
+              <w:t>9</w:t>
+            </w:r>
+          </w:p>
+        </w:tc>
+        <w:tc>
+          <w:tcPr>
+            <w:tcW w:type="dxa" w:w="850"/>
+            <w:vAlign w:val="center"/>
+          </w:tcPr>
+          <w:p>
+            <w:pPr>
+              <w:jc w:val="center"/>
+            </w:pPr>
+            <w:r/>
+            <w:r>
+              <w:rPr>
+                <w:rFonts w:ascii="Times New Roman" w:hAnsi="Times New Roman" w:eastAsia="Times New Roman"/>
+                <w:b w:val="0"/>
+                <w:sz w:val="22"/>
+              </w:rPr>
+              <w:t>GET</w:t>
+            </w:r>
+          </w:p>
+        </w:tc>
+        <w:tc>
+          <w:tcPr>
+            <w:tcW w:type="dxa" w:w="3288"/>
+            <w:vAlign w:val="center"/>
+          </w:tcPr>
+          <w:p>
+            <w:pPr>
+              <w:jc w:val="left"/>
+            </w:pPr>
+            <w:r/>
+            <w:r>
+              <w:rPr>
+                <w:rFonts w:ascii="Times New Roman" w:hAnsi="Times New Roman" w:eastAsia="Times New Roman"/>
+                <w:b w:val="0"/>
+                <w:sz w:val="22"/>
+              </w:rPr>
+              <w:t>/api/warehouse/stock-balances</w:t>
+            </w:r>
+          </w:p>
+        </w:tc>
+        <w:tc>
+          <w:tcPr>
+            <w:tcW w:type="dxa" w:w="2948"/>
+            <w:vAlign w:val="center"/>
+          </w:tcPr>
+          <w:p>
+            <w:pPr>
+              <w:jc w:val="left"/>
+            </w:pPr>
+            <w:r/>
+            <w:r>
+              <w:rPr>
+                <w:rFonts w:ascii="Times New Roman" w:hAnsi="Times New Roman" w:eastAsia="Times New Roman"/>
+                <w:b w:val="0"/>
+                <w:sz w:val="22"/>
+              </w:rPr>
+              <w:t>Получение текущих остатков по материалам.</w:t>
+            </w:r>
+          </w:p>
+        </w:tc>
+        <w:tc>
+          <w:tcPr>
+            <w:tcW w:type="dxa" w:w="1701"/>
+            <w:vAlign w:val="center"/>
+          </w:tcPr>
+          <w:p>
+            <w:pPr>
+              <w:jc w:val="left"/>
+            </w:pPr>
+            <w:r/>
+            <w:r>
+              <w:rPr>
+                <w:rFonts w:ascii="Times New Roman" w:hAnsi="Times New Roman" w:eastAsia="Times New Roman"/>
+                <w:b w:val="0"/>
+                <w:sz w:val="22"/>
+              </w:rPr>
+              <w:t>Авторизованный пользователь</w:t>
+            </w:r>
+          </w:p>
+        </w:tc>
+      </w:tr>
+      <w:tr>
+        <w:tc>
+          <w:tcPr>
+            <w:tcW w:type="dxa" w:w="510"/>
+            <w:vAlign w:val="center"/>
+          </w:tcPr>
+          <w:p>
+            <w:pPr>
+              <w:jc w:val="center"/>
+            </w:pPr>
+            <w:r/>
+            <w:r>
+              <w:rPr>
+                <w:rFonts w:ascii="Times New Roman" w:hAnsi="Times New Roman" w:eastAsia="Times New Roman"/>
+                <w:b w:val="0"/>
+                <w:sz w:val="22"/>
+              </w:rPr>
+              <w:t>10</w:t>
+            </w:r>
+          </w:p>
+        </w:tc>
+        <w:tc>
+          <w:tcPr>
+            <w:tcW w:type="dxa" w:w="850"/>
+            <w:vAlign w:val="center"/>
+          </w:tcPr>
+          <w:p>
+            <w:pPr>
+              <w:jc w:val="center"/>
+            </w:pPr>
+            <w:r/>
+            <w:r>
+              <w:rPr>
+                <w:rFonts w:ascii="Times New Roman" w:hAnsi="Times New Roman" w:eastAsia="Times New Roman"/>
+                <w:b w:val="0"/>
+                <w:sz w:val="22"/>
+              </w:rPr>
+              <w:t>GET</w:t>
+            </w:r>
+          </w:p>
+        </w:tc>
+        <w:tc>
+          <w:tcPr>
+            <w:tcW w:type="dxa" w:w="3288"/>
+            <w:vAlign w:val="center"/>
+          </w:tcPr>
+          <w:p>
+            <w:pPr>
+              <w:jc w:val="left"/>
+            </w:pPr>
+            <w:r/>
+            <w:r>
+              <w:rPr>
+                <w:rFonts w:ascii="Times New Roman" w:hAnsi="Times New Roman" w:eastAsia="Times New Roman"/>
+                <w:b w:val="0"/>
+                <w:sz w:val="22"/>
+              </w:rPr>
+              <w:t>/api/warehouse/materials/{materialCode}/supplier-count</w:t>
+            </w:r>
+          </w:p>
+        </w:tc>
+        <w:tc>
+          <w:tcPr>
+            <w:tcW w:type="dxa" w:w="2948"/>
+            <w:vAlign w:val="center"/>
+          </w:tcPr>
+          <w:p>
+            <w:pPr>
+              <w:jc w:val="left"/>
+            </w:pPr>
+            <w:r/>
+            <w:r>
+              <w:rPr>
+                <w:rFonts w:ascii="Times New Roman" w:hAnsi="Times New Roman" w:eastAsia="Times New Roman"/>
+                <w:b w:val="0"/>
+                <w:sz w:val="22"/>
+              </w:rPr>
+              <w:t>Подсчет поставщиков выбранного материала.</w:t>
+            </w:r>
+          </w:p>
+        </w:tc>
+        <w:tc>
+          <w:tcPr>
+            <w:tcW w:type="dxa" w:w="1701"/>
+            <w:vAlign w:val="center"/>
+          </w:tcPr>
+          <w:p>
+            <w:pPr>
+              <w:jc w:val="left"/>
+            </w:pPr>
+            <w:r/>
+            <w:r>
+              <w:rPr>
+                <w:rFonts w:ascii="Times New Roman" w:hAnsi="Times New Roman" w:eastAsia="Times New Roman"/>
+                <w:b w:val="0"/>
+                <w:sz w:val="22"/>
+              </w:rPr>
+              <w:t>Авторизованный пользователь</w:t>
+            </w:r>
+          </w:p>
+        </w:tc>
+      </w:tr>
+      <w:tr>
+        <w:tc>
+          <w:tcPr>
+            <w:tcW w:type="dxa" w:w="510"/>
+            <w:vAlign w:val="center"/>
+          </w:tcPr>
+          <w:p>
+            <w:pPr>
+              <w:jc w:val="center"/>
+            </w:pPr>
+            <w:r/>
+            <w:r>
+              <w:rPr>
+                <w:rFonts w:ascii="Times New Roman" w:hAnsi="Times New Roman" w:eastAsia="Times New Roman"/>
+                <w:b w:val="0"/>
+                <w:sz w:val="22"/>
+              </w:rPr>
+              <w:t>11</w:t>
+            </w:r>
+          </w:p>
+        </w:tc>
+        <w:tc>
+          <w:tcPr>
+            <w:tcW w:type="dxa" w:w="850"/>
+            <w:vAlign w:val="center"/>
+          </w:tcPr>
+          <w:p>
+            <w:pPr>
+              <w:jc w:val="center"/>
+            </w:pPr>
+            <w:r/>
+            <w:r>
+              <w:rPr>
+                <w:rFonts w:ascii="Times New Roman" w:hAnsi="Times New Roman" w:eastAsia="Times New Roman"/>
+                <w:b w:val="0"/>
+                <w:sz w:val="22"/>
+              </w:rPr>
+              <w:t>GET</w:t>
+            </w:r>
+          </w:p>
+        </w:tc>
+        <w:tc>
+          <w:tcPr>
+            <w:tcW w:type="dxa" w:w="3288"/>
+            <w:vAlign w:val="center"/>
+          </w:tcPr>
+          <w:p>
+            <w:pPr>
+              <w:jc w:val="left"/>
+            </w:pPr>
+            <w:r/>
+            <w:r>
+              <w:rPr>
+                <w:rFonts w:ascii="Times New Roman" w:hAnsi="Times New Roman" w:eastAsia="Times New Roman"/>
+                <w:b w:val="0"/>
+                <w:sz w:val="22"/>
+              </w:rPr>
+              <w:t>/api/warehouse/materials/{materialCode}/suppliers</w:t>
+            </w:r>
+          </w:p>
+        </w:tc>
+        <w:tc>
+          <w:tcPr>
+            <w:tcW w:type="dxa" w:w="2948"/>
+            <w:vAlign w:val="center"/>
+          </w:tcPr>
+          <w:p>
+            <w:pPr>
+              <w:jc w:val="left"/>
+            </w:pPr>
+            <w:r/>
+            <w:r>
+              <w:rPr>
+                <w:rFonts w:ascii="Times New Roman" w:hAnsi="Times New Roman" w:eastAsia="Times New Roman"/>
+                <w:b w:val="0"/>
+                <w:sz w:val="22"/>
+              </w:rPr>
+              <w:t>Формирование списка поставщиков выбранного материала.</w:t>
+            </w:r>
+          </w:p>
+        </w:tc>
+        <w:tc>
+          <w:tcPr>
+            <w:tcW w:type="dxa" w:w="1701"/>
+            <w:vAlign w:val="center"/>
+          </w:tcPr>
+          <w:p>
+            <w:pPr>
+              <w:jc w:val="left"/>
+            </w:pPr>
+            <w:r/>
+            <w:r>
+              <w:rPr>
+                <w:rFonts w:ascii="Times New Roman" w:hAnsi="Times New Roman" w:eastAsia="Times New Roman"/>
+                <w:b w:val="0"/>
+                <w:sz w:val="22"/>
+              </w:rPr>
+              <w:t>Авторизованный пользователь</w:t>
+            </w:r>
+          </w:p>
+        </w:tc>
+      </w:tr>
+      <w:tr>
+        <w:tc>
+          <w:tcPr>
+            <w:tcW w:type="dxa" w:w="510"/>
+            <w:vAlign w:val="center"/>
+          </w:tcPr>
+          <w:p>
+            <w:pPr>
+              <w:jc w:val="center"/>
+            </w:pPr>
+            <w:r/>
+            <w:r>
+              <w:rPr>
+                <w:rFonts w:ascii="Times New Roman" w:hAnsi="Times New Roman" w:eastAsia="Times New Roman"/>
+                <w:b w:val="0"/>
+                <w:sz w:val="22"/>
+              </w:rPr>
+              <w:t>12</w:t>
+            </w:r>
+          </w:p>
+        </w:tc>
+        <w:tc>
+          <w:tcPr>
+            <w:tcW w:type="dxa" w:w="850"/>
+            <w:vAlign w:val="center"/>
+          </w:tcPr>
+          <w:p>
+            <w:pPr>
+              <w:jc w:val="center"/>
+            </w:pPr>
+            <w:r/>
+            <w:r>
+              <w:rPr>
+                <w:rFonts w:ascii="Times New Roman" w:hAnsi="Times New Roman" w:eastAsia="Times New Roman"/>
+                <w:b w:val="0"/>
+                <w:sz w:val="22"/>
+              </w:rPr>
+              <w:t>POST</w:t>
+            </w:r>
+          </w:p>
+        </w:tc>
+        <w:tc>
+          <w:tcPr>
+            <w:tcW w:type="dxa" w:w="3288"/>
+            <w:vAlign w:val="center"/>
+          </w:tcPr>
+          <w:p>
+            <w:pPr>
+              <w:jc w:val="left"/>
+            </w:pPr>
+            <w:r/>
+            <w:r>
+              <w:rPr>
+                <w:rFonts w:ascii="Times New Roman" w:hAnsi="Times New Roman" w:eastAsia="Times New Roman"/>
+                <w:b w:val="0"/>
+                <w:sz w:val="22"/>
+              </w:rPr>
+              <w:t>/api/warehouse/suppliers/bank-address-count</w:t>
+            </w:r>
+          </w:p>
+        </w:tc>
+        <w:tc>
+          <w:tcPr>
+            <w:tcW w:type="dxa" w:w="2948"/>
+            <w:vAlign w:val="center"/>
+          </w:tcPr>
+          <w:p>
+            <w:pPr>
+              <w:jc w:val="left"/>
+            </w:pPr>
+            <w:r/>
+            <w:r>
+              <w:rPr>
+                <w:rFonts w:ascii="Times New Roman" w:hAnsi="Times New Roman" w:eastAsia="Times New Roman"/>
+                <w:b w:val="0"/>
+                <w:sz w:val="22"/>
+              </w:rPr>
+              <w:t>Подсчет поставщиков по банковскому адресу.</w:t>
+            </w:r>
+          </w:p>
+        </w:tc>
+        <w:tc>
+          <w:tcPr>
+            <w:tcW w:type="dxa" w:w="1701"/>
+            <w:vAlign w:val="center"/>
+          </w:tcPr>
+          <w:p>
+            <w:pPr>
+              <w:jc w:val="left"/>
+            </w:pPr>
+            <w:r/>
+            <w:r>
+              <w:rPr>
+                <w:rFonts w:ascii="Times New Roman" w:hAnsi="Times New Roman" w:eastAsia="Times New Roman"/>
+                <w:b w:val="0"/>
+                <w:sz w:val="22"/>
+              </w:rPr>
+              <w:t>Авторизованный пользователь</w:t>
+            </w:r>
+          </w:p>
+        </w:tc>
+      </w:tr>
+    </w:tbl>
+    <w:p>
+      <w:pPr>
+        <w:jc w:val="both"/>
+      </w:pPr>
+      <w:r>
+        <w:rPr>
+          <w:rFonts w:ascii="Times New Roman" w:hAnsi="Times New Roman" w:eastAsia="Times New Roman"/>
+          <w:b w:val="0"/>
+          <w:sz w:val="28"/>
+        </w:rPr>
+        <w:t>Все складские маршруты требуют токен авторизации. Маршруты управления пользователями находятся в AuthController и доступны только пользователю с ролью администратора.</w:t>
+      </w:r>
+    </w:p>
+    <w:p>
+      <w:pPr>
         <w:widowControl/>
         <w:spacing w:before="0" w:after="0" w:line="360" w:lineRule="auto"/>
         <w:ind w:left="0" w:right="0" w:firstLine="709"/>
@@ -4717,22 +6096,6 @@
           <w:b w:val="0"/>
           <w:sz w:val="28"/>
         </w:rPr>
-        <w:t>Основные маршруты API: GET /api/warehouse/materials, GET /api/warehouse/suppliers, GET /api/warehouse/documents, GET /api/warehouse/measurement-units, GET /api/warehouse/storage-units, POST /api/warehouse/storage-units, GET /api/warehouse/shipments, POST /api/warehouse/shipments, GET /api/warehouse/stock-balances, GET /api/warehouse/materials/{materialCode}/supplier-count, GET /api/warehouse/materials/{materialCode}/suppliers, POST /api/warehouse/suppliers/bank-address-count. Для доступа к складским маршрутам требуется токен авторизации, а маршруты управления пользователями доступны только администратору.</w:t>
-      </w:r>
-    </w:p>
-    <w:p>
-      <w:pPr>
-        <w:widowControl/>
-        <w:spacing w:before="0" w:after="0" w:line="360" w:lineRule="auto"/>
-        <w:ind w:left="0" w:right="0" w:firstLine="709"/>
-        <w:jc w:val="both"/>
-      </w:pPr>
-      <w:r>
-        <w:rPr>
-          <w:rFonts w:ascii="Times New Roman" w:hAnsi="Times New Roman" w:eastAsia="Times New Roman" w:cs="Times New Roman"/>
-          <w:b w:val="0"/>
-          <w:sz w:val="28"/>
-        </w:rPr>
         <w:t>Физическая структура базы данных включает таблицы suppliers, materials, measurement_units, document_types, storage_units и shipments. В таблице storage_units итоговая стоимость total_price является вычисляемым столбцом. Процедура add_storage_unit добавляет приход и проверяет соответствие счета материала справочнику. Процедура add_shipment добавляет расход и проверяет, что списываемое количество не превышает доступный остаток. Функции count_suppliers_for_material, get_suppliers_for_material и count_suppliers_by_bank_address реализуют отчетные операции. Триггеры поддерживают каскадное изменение счета материала, удаление зависимых приходов и расходов при удалении единицы измерения и запрет удаления поставщика с приходами.</w:t>
       </w:r>
     </w:p>
@@ -4747,30 +6110,22 @@
         </w:rPr>
       </w:pPr>
       <w:r>
-        <w:rPr>
-          <w:rFonts w:hint="default" w:ascii="Times New Roman" w:hAnsi="Times New Roman" w:eastAsia="Times New Roman" w:cs="Times New Roman"/>
-          <w:sz w:val="28"/>
-          <w:lang w:val="en-US"/>
-        </w:rPr>
         <w:drawing>
-          <wp:inline distT="0" distB="0" distL="114300" distR="114300">
-            <wp:extent cx="6107430" cy="3926205"/>
-            <wp:effectExtent l="0" t="0" r="3810" b="5715"/>
-            <wp:docPr id="4" name="Picture 4" descr="UseCase_Warehouse"/>
+          <wp:inline xmlns:a="http://schemas.openxmlformats.org/drawingml/2006/main" xmlns:pic="http://schemas.openxmlformats.org/drawingml/2006/picture">
+            <wp:extent cx="5897880" cy="3816275"/>
+            <wp:docPr id="11" name="Picture 11"/>
             <wp:cNvGraphicFramePr>
-              <a:graphicFrameLocks xmlns:a="http://schemas.openxmlformats.org/drawingml/2006/main" noChangeAspect="1"/>
+              <a:graphicFrameLocks noChangeAspect="1"/>
             </wp:cNvGraphicFramePr>
-            <a:graphic xmlns:a="http://schemas.openxmlformats.org/drawingml/2006/main">
+            <a:graphic>
               <a:graphicData uri="http://schemas.openxmlformats.org/drawingml/2006/picture">
-                <pic:pic xmlns:pic="http://schemas.openxmlformats.org/drawingml/2006/picture">
+                <pic:pic>
                   <pic:nvPicPr>
-                    <pic:cNvPr id="4" name="Picture 4" descr="UseCase_Warehouse"/>
-                    <pic:cNvPicPr>
-                      <a:picLocks noChangeAspect="1"/>
-                    </pic:cNvPicPr>
+                    <pic:cNvPr id="0" name="UseCase_Warehouse.png"/>
+                    <pic:cNvPicPr/>
                   </pic:nvPicPr>
                   <pic:blipFill>
-                    <a:blip r:embed="rId12"/>
+                    <a:blip r:embed="rId17"/>
                     <a:stretch>
                       <a:fillRect/>
                     </a:stretch>
@@ -4778,11 +6133,9 @@
                   <pic:spPr>
                     <a:xfrm>
                       <a:off x="0" y="0"/>
-                      <a:ext cx="6107430" cy="3926205"/>
+                      <a:ext cx="5897880" cy="3816275"/>
                     </a:xfrm>
-                    <a:prstGeom prst="rect">
-                      <a:avLst/>
-                    </a:prstGeom>
+                    <a:prstGeom prst="rect"/>
                   </pic:spPr>
                 </pic:pic>
               </a:graphicData>
@@ -4809,18 +6162,15 @@
     </w:p>
     <w:p>
       <w:pPr>
-        <w:widowControl/>
-        <w:spacing w:before="0" w:after="0" w:line="360" w:lineRule="auto"/>
-        <w:ind w:left="0" w:right="0" w:firstLine="709"/>
         <w:jc w:val="both"/>
       </w:pPr>
       <w:r>
         <w:rPr>
-          <w:rFonts w:ascii="Times New Roman" w:hAnsi="Times New Roman" w:eastAsia="Times New Roman" w:cs="Times New Roman"/>
+          <w:rFonts w:ascii="Times New Roman" w:hAnsi="Times New Roman" w:eastAsia="Times New Roman"/>
           <w:b w:val="0"/>
           <w:sz w:val="28"/>
         </w:rPr>
-        <w:t>Use Case диаграмма показывает, какие действия выполняет сотрудник склада в системе: вход и регистрацию, просмотр справочников, поиск материалов, добавление складского прихода, оформление расхода со склада, просмотр остатков и журналов операций, построение отчетов, расчет поставщиков по банковскому адресу, переключение темы и выход из системы. Для администратора дополнительно предусмотрено управление пользователями.</w:t>
+        <w:t>Use Case диаграмма показывает распределение функциональных возможностей сайта по ролям. Новичок может зарегистрироваться по коду приглашения и войти в систему. Сотрудник склада наследует базовые действия и выполняет складские операции: просмотр сводных показателей, оформление прихода и расхода материалов, работу со справочниками, журналами, остатками и отчетами. Администратор сохраняет возможности сотрудника и дополнительно управляет пользователями, кодами приглашения, ролями доступа и удалением складских записей.</w:t>
       </w:r>
     </w:p>
     <w:p>
@@ -4857,7 +6207,7 @@
                     </pic:cNvPicPr>
                   </pic:nvPicPr>
                   <pic:blipFill>
-                    <a:blip r:embed="rId13"/>
+                    <a:blip r:embed="rId12"/>
                     <a:stretch>
                       <a:fillRect/>
                     </a:stretch>
@@ -4944,7 +6294,7 @@
                     </pic:cNvPicPr>
                   </pic:nvPicPr>
                   <pic:blipFill>
-                    <a:blip r:embed="rId14"/>
+                    <a:blip r:embed="rId13"/>
                     <a:stretch>
                       <a:fillRect/>
                     </a:stretch>
@@ -5028,8 +6378,8 @@
         <w:ind w:left="0" w:right="0" w:firstLine="709"/>
         <w:jc w:val="left"/>
       </w:pPr>
-      <w:bookmarkStart w:id="20" w:name="_Toc2089"/>
-      <w:bookmarkStart w:id="21" w:name="_Toc5770"/>
+      <w:bookmarkStart w:id="20" w:name="_Toc5770"/>
+      <w:bookmarkStart w:id="21" w:name="_Toc2089"/>
       <w:r>
         <w:rPr>
           <w:rFonts w:ascii="Times New Roman" w:hAnsi="Times New Roman" w:eastAsia="Times New Roman" w:cs="Times New Roman"/>
@@ -5130,8 +6480,8 @@
         <w:ind w:left="0" w:right="0" w:firstLine="709"/>
         <w:jc w:val="left"/>
       </w:pPr>
-      <w:bookmarkStart w:id="22" w:name="_Toc9788"/>
-      <w:bookmarkStart w:id="23" w:name="_Toc16299"/>
+      <w:bookmarkStart w:id="22" w:name="_Toc16299"/>
+      <w:bookmarkStart w:id="23" w:name="_Toc9788"/>
       <w:r>
         <w:rPr>
           <w:rFonts w:ascii="Times New Roman" w:hAnsi="Times New Roman" w:eastAsia="Times New Roman" w:cs="Times New Roman"/>
@@ -5296,8 +6646,8 @@
         <w:ind w:left="0" w:right="0" w:firstLine="709"/>
         <w:jc w:val="left"/>
       </w:pPr>
-      <w:bookmarkStart w:id="24" w:name="_Toc9051"/>
-      <w:bookmarkStart w:id="25" w:name="_Toc5448"/>
+      <w:bookmarkStart w:id="24" w:name="_Toc5448"/>
+      <w:bookmarkStart w:id="25" w:name="_Toc9051"/>
       <w:r>
         <w:rPr>
           <w:rFonts w:ascii="Times New Roman" w:hAnsi="Times New Roman" w:eastAsia="Times New Roman" w:cs="Times New Roman"/>
@@ -6549,8 +7899,8 @@
         <w:ind w:left="0" w:right="0" w:firstLine="709"/>
         <w:jc w:val="left"/>
       </w:pPr>
-      <w:bookmarkStart w:id="26" w:name="_Toc870"/>
-      <w:bookmarkStart w:id="27" w:name="_Toc3875"/>
+      <w:bookmarkStart w:id="26" w:name="_Toc3875"/>
+      <w:bookmarkStart w:id="27" w:name="_Toc870"/>
       <w:r>
         <w:rPr>
           <w:rFonts w:ascii="Times New Roman" w:hAnsi="Times New Roman" w:eastAsia="Times New Roman" w:cs="Times New Roman"/>
@@ -6619,8 +7969,8 @@
         <w:ind w:left="0" w:right="0" w:firstLine="709"/>
         <w:jc w:val="left"/>
       </w:pPr>
-      <w:bookmarkStart w:id="28" w:name="_Toc1219"/>
-      <w:bookmarkStart w:id="29" w:name="_Toc10351"/>
+      <w:bookmarkStart w:id="28" w:name="_Toc10351"/>
+      <w:bookmarkStart w:id="29" w:name="_Toc1219"/>
       <w:r>
         <w:rPr>
           <w:rFonts w:ascii="Times New Roman" w:hAnsi="Times New Roman" w:eastAsia="Times New Roman" w:cs="Times New Roman"/>
@@ -7592,6 +8942,19 @@
     </w:tbl>
     <w:p>
       <w:pPr>
+        <w:jc w:val="both"/>
+      </w:pPr>
+      <w:r>
+        <w:rPr>
+          <w:rFonts w:ascii="Times New Roman" w:hAnsi="Times New Roman" w:eastAsia="Times New Roman"/>
+          <w:b w:val="0"/>
+          <w:sz w:val="28"/>
+        </w:rPr>
+        <w:t>Мини-заключение по разделу 3.5. Разработанная сопроводительная документация позволяет пользователю самостоятельно запустить систему, выполнить основные складские операции и понять назначение ключевых файлов проекта. Это снижает зависимость эксплуатации от разработчика и упрощает передачу приложения на проверку или дальнейшее сопровождение.</w:t>
+      </w:r>
+    </w:p>
+    <w:p>
+      <w:pPr>
         <w:pStyle w:val="2"/>
         <w:keepNext/>
         <w:pageBreakBefore/>
@@ -7900,6 +9263,19 @@
           <w:sz w:val="28"/>
         </w:rPr>
         <w:t>12. МойСклад. Учет товаров на складе [Электронный ресурс]. URL: https://www.moysklad.ru/reshenija/uchet-tovarov/ (дата обращения: 19.05.2026).</w:t>
+      </w:r>
+    </w:p>
+    <w:p>
+      <w:pPr>
+        <w:jc w:val="both"/>
+      </w:pPr>
+      <w:r>
+        <w:rPr>
+          <w:rFonts w:ascii="Times New Roman" w:hAnsi="Times New Roman" w:eastAsia="Times New Roman"/>
+          <w:b w:val="0"/>
+          <w:sz w:val="28"/>
+        </w:rPr>
+        <w:t>13. Ford N., Richards M., Sadalage P., Dehghani Z. Software Architecture: The Hard Parts: Modern Trade-Off Analyses for Distributed Architectures. O'Reilly Media, 2021.</w:t>
       </w:r>
     </w:p>
     <w:sectPr>
